--- a/22424715_PulseTriage/Project_Documentation.docx
+++ b/22424715_PulseTriage/Project_Documentation.docx
@@ -546,7 +546,7 @@
               <w:jc w:val="left"/>
             </w:pPr>
             <w:r>
-              <w:t xml:space="preserve">Complete IEEE 830-1998 Software Requirements Specification — 61 identified requirements with priorities, verification status and a full traceability matrix.</w:t>
+              <w:t xml:space="preserve">Complete IEEE 830-1998 Software Requirements Specification — 71 functional and 18 non-functional requirements (plus 16 external-interface requirements), each with a MoSCoW priority, a verification status and a full traceability matrix.</w:t>
             </w:r>
           </w:p>
         </w:tc>
@@ -575,7 +575,7 @@
               <w:jc w:val="left"/>
             </w:pPr>
             <w:r>
-              <w:t xml:space="preserve">68 test cases, executed results, performance measurements, security probe evidence and the defect log.</w:t>
+              <w:t xml:space="preserve">72 test cases, executed results, performance measurements, security probe evidence and the defect log.</w:t>
             </w:r>
           </w:p>
         </w:tc>
@@ -1308,7 +1308,7 @@
               <w:t xml:space="preserve"> </w:t>
             </w:r>
             <w:r>
-              <w:t xml:space="preserve">— 61 requirements, MoSCoW prioritised, scope frozen at hour 6</w:t>
+              <w:t xml:space="preserve">— 89 functional and non-functional requirements, MoSCoW prioritised, scope frozen at hour 6</w:t>
             </w:r>
           </w:p>
         </w:tc>
@@ -1608,7 +1608,7 @@
               <w:t xml:space="preserve"> </w:t>
             </w:r>
             <w:r>
-              <w:t xml:space="preserve">— 68 cases, 7 defects raised including 3 Critical</w:t>
+              <w:t xml:space="preserve">— 72 cases, 8 defects raised including 3 Critical</w:t>
             </w:r>
           </w:p>
         </w:tc>
@@ -3277,6 +3277,14 @@
         <w:t xml:space="preserve">implementation and was the mechanism by which the effort estimate in §7 was converted into a scope decision.</w:t>
       </w:r>
     </w:p>
+    <w:p>
+      <w:pPr>
+        <w:pStyle w:val="BodyText"/>
+      </w:pPr>
+      <w:r>
+        <w:t xml:space="preserve">Counts below cover the 71 functional and 18 non-functional requirements. The 16 external-interface requirements (UI, API, COM) are prioritised in the SRS but excluded from this table to avoid double-counting.</w:t>
+      </w:r>
+    </w:p>
     <w:tbl>
       <w:tblPr>
         <w:tblStyle w:val="Table"/>
@@ -3379,7 +3387,7 @@
               <w:jc w:val="center"/>
             </w:pPr>
             <w:r>
-              <w:t xml:space="preserve">38</w:t>
+              <w:t xml:space="preserve">58</w:t>
             </w:r>
           </w:p>
         </w:tc>
@@ -3391,7 +3399,7 @@
               <w:jc w:val="center"/>
             </w:pPr>
             <w:r>
-              <w:t xml:space="preserve">34</w:t>
+              <w:t xml:space="preserve">54</w:t>
             </w:r>
           </w:p>
         </w:tc>
@@ -3433,7 +3441,7 @@
               <w:jc w:val="center"/>
             </w:pPr>
             <w:r>
-              <w:t xml:space="preserve">12</w:t>
+              <w:t xml:space="preserve">17</w:t>
             </w:r>
           </w:p>
         </w:tc>
@@ -3445,7 +3453,7 @@
               <w:jc w:val="center"/>
             </w:pPr>
             <w:r>
-              <w:t xml:space="preserve">5</w:t>
+              <w:t xml:space="preserve">8</w:t>
             </w:r>
           </w:p>
         </w:tc>
@@ -3487,7 +3495,7 @@
               <w:jc w:val="center"/>
             </w:pPr>
             <w:r>
-              <w:t xml:space="preserve">8</w:t>
+              <w:t xml:space="preserve">11</w:t>
             </w:r>
           </w:p>
         </w:tc>
@@ -3499,7 +3507,7 @@
               <w:jc w:val="center"/>
             </w:pPr>
             <w:r>
-              <w:t xml:space="preserve">6</w:t>
+              <w:t xml:space="preserve">9</w:t>
             </w:r>
           </w:p>
         </w:tc>
@@ -3554,6 +3562,56 @@
             </w:pPr>
             <w:r>
               <w:t xml:space="preserve">0</w:t>
+            </w:r>
+          </w:p>
+        </w:tc>
+      </w:tr>
+      <w:tr>
+        <w:tc>
+          <w:tcPr/>
+          <w:p>
+            <w:pPr>
+              <w:pStyle w:val="Compact"/>
+            </w:pPr>
+          </w:p>
+        </w:tc>
+        <w:tc>
+          <w:tcPr/>
+          <w:p>
+            <w:pPr>
+              <w:pStyle w:val="Compact"/>
+            </w:pPr>
+          </w:p>
+        </w:tc>
+        <w:tc>
+          <w:tcPr/>
+          <w:p>
+            <w:pPr>
+              <w:pStyle w:val="Compact"/>
+              <w:jc w:val="center"/>
+            </w:pPr>
+            <w:r>
+              <w:rPr>
+                <w:b/>
+                <w:bCs/>
+              </w:rPr>
+              <w:t xml:space="preserve">89</w:t>
+            </w:r>
+          </w:p>
+        </w:tc>
+        <w:tc>
+          <w:tcPr/>
+          <w:p>
+            <w:pPr>
+              <w:pStyle w:val="Compact"/>
+              <w:jc w:val="center"/>
+            </w:pPr>
+            <w:r>
+              <w:rPr>
+                <w:b/>
+                <w:bCs/>
+              </w:rPr>
+              <w:t xml:space="preserve">71</w:t>
             </w:r>
           </w:p>
         </w:tc>
@@ -15617,7 +15675,7 @@
               <w:jc w:val="center"/>
             </w:pPr>
             <w:r>
-              <w:t xml:space="preserve">10</w:t>
+              <w:t xml:space="preserve">3</w:t>
             </w:r>
           </w:p>
         </w:tc>
@@ -15635,19 +15693,25 @@
               </w:rPr>
               <w:t xml:space="preserve">All within budget</w:t>
             </w:r>
-          </w:p>
-        </w:tc>
-      </w:tr>
-      <w:tr>
-        <w:tc>
-          <w:tcPr/>
-          <w:p>
-            <w:pPr>
-              <w:pStyle w:val="Compact"/>
-              <w:jc w:val="left"/>
-            </w:pPr>
-            <w:r>
-              <w:t xml:space="preserve">Security probes</w:t>
+            <w:r>
+              <w:t xml:space="preserve"> </w:t>
+            </w:r>
+            <w:r>
+              <w:t xml:space="preserve">(14 measurements)</w:t>
+            </w:r>
+          </w:p>
+        </w:tc>
+      </w:tr>
+      <w:tr>
+        <w:tc>
+          <w:tcPr/>
+          <w:p>
+            <w:pPr>
+              <w:pStyle w:val="Compact"/>
+              <w:jc w:val="left"/>
+            </w:pPr>
+            <w:r>
+              <w:t xml:space="preserve">Security</w:t>
             </w:r>
           </w:p>
         </w:tc>
@@ -15659,7 +15723,7 @@
               <w:jc w:val="center"/>
             </w:pPr>
             <w:r>
-              <w:t xml:space="preserve">9</w:t>
+              <w:t xml:space="preserve">14</w:t>
             </w:r>
           </w:p>
         </w:tc>
@@ -15675,7 +15739,7 @@
                 <w:b/>
                 <w:bCs/>
               </w:rPr>
-              <w:t xml:space="preserve">4 pass, 5 fail</w:t>
+              <w:t xml:space="preserve">9 pass, 5 fail</w:t>
             </w:r>
           </w:p>
         </w:tc>
@@ -15803,6 +15867,48 @@
               </w:rPr>
               <w:t xml:space="preserve">5 pass</w:t>
             </w:r>
+          </w:p>
+        </w:tc>
+      </w:tr>
+      <w:tr>
+        <w:tc>
+          <w:tcPr/>
+          <w:p>
+            <w:pPr>
+              <w:pStyle w:val="Compact"/>
+              <w:jc w:val="left"/>
+            </w:pPr>
+            <w:r>
+              <w:rPr>
+                <w:b/>
+                <w:bCs/>
+              </w:rPr>
+              <w:t xml:space="preserve">Total</w:t>
+            </w:r>
+          </w:p>
+        </w:tc>
+        <w:tc>
+          <w:tcPr/>
+          <w:p>
+            <w:pPr>
+              <w:pStyle w:val="Compact"/>
+              <w:jc w:val="center"/>
+            </w:pPr>
+            <w:r>
+              <w:rPr>
+                <w:b/>
+                <w:bCs/>
+              </w:rPr>
+              <w:t xml:space="preserve">72</w:t>
+            </w:r>
+          </w:p>
+        </w:tc>
+        <w:tc>
+          <w:tcPr/>
+          <w:p>
+            <w:pPr>
+              <w:pStyle w:val="Compact"/>
+            </w:pPr>
           </w:p>
         </w:tc>
       </w:tr>
@@ -15909,7 +16015,7 @@
           <w:b/>
           <w:bCs/>
         </w:rPr>
-        <w:t xml:space="preserve">Seven defects raised, three closed.</w:t>
+        <w:t xml:space="preserve">Eight defects raised, three closed.</w:t>
       </w:r>
       <w:r>
         <w:t xml:space="preserve"> </w:t>
@@ -17017,7 +17123,7 @@
               <w:jc w:val="left"/>
             </w:pPr>
             <w:r>
-              <w:t xml:space="preserve">TD-11, TD-12, TD-10, TD-15</w:t>
+              <w:t xml:space="preserve">TD-11, TD-12, TD-10 (remaining), TD-15</w:t>
             </w:r>
           </w:p>
         </w:tc>
@@ -17029,7 +17135,7 @@
               <w:jc w:val="right"/>
             </w:pPr>
             <w:r>
-              <w:t xml:space="preserve">101 h</w:t>
+              <w:t xml:space="preserve">100 h</w:t>
             </w:r>
           </w:p>
         </w:tc>
@@ -17043,6 +17149,64 @@
             <w:r>
               <w:t xml:space="preserve">Real settlement with webhook reconciliation; real SMS/e-mail; real consultation media; data-processing agreement executed</w:t>
             </w:r>
+          </w:p>
+        </w:tc>
+      </w:tr>
+      <w:tr>
+        <w:tc>
+          <w:tcPr/>
+          <w:p>
+            <w:pPr>
+              <w:pStyle w:val="Compact"/>
+            </w:pPr>
+          </w:p>
+        </w:tc>
+        <w:tc>
+          <w:tcPr/>
+          <w:p>
+            <w:pPr>
+              <w:pStyle w:val="Compact"/>
+            </w:pPr>
+          </w:p>
+        </w:tc>
+        <w:tc>
+          <w:tcPr/>
+          <w:p>
+            <w:pPr>
+              <w:pStyle w:val="Compact"/>
+              <w:jc w:val="left"/>
+            </w:pPr>
+            <w:r>
+              <w:rPr>
+                <w:b/>
+                <w:bCs/>
+              </w:rPr>
+              <w:t xml:space="preserve">Total</w:t>
+            </w:r>
+          </w:p>
+        </w:tc>
+        <w:tc>
+          <w:tcPr/>
+          <w:p>
+            <w:pPr>
+              <w:pStyle w:val="Compact"/>
+              <w:jc w:val="right"/>
+            </w:pPr>
+            <w:r>
+              <w:rPr>
+                <w:b/>
+                <w:bCs/>
+              </w:rPr>
+              <w:t xml:space="preserve">246 h</w:t>
+            </w:r>
+          </w:p>
+        </w:tc>
+        <w:tc>
+          <w:tcPr/>
+          <w:p>
+            <w:pPr>
+              <w:pStyle w:val="Compact"/>
+            </w:pPr>
           </w:p>
         </w:tc>
       </w:tr>

--- a/22424715_PulseTriage/Project_Documentation.docx
+++ b/22424715_PulseTriage/Project_Documentation.docx
@@ -575,7 +575,7 @@
               <w:jc w:val="left"/>
             </w:pPr>
             <w:r>
-              <w:t xml:space="preserve">72 test cases, executed results, performance measurements, security probe evidence and the defect log.</w:t>
+              <w:t xml:space="preserve">75 test cases, executed results, performance measurements, security probe evidence and the defect log.</w:t>
             </w:r>
           </w:p>
         </w:tc>
@@ -1608,7 +1608,7 @@
               <w:t xml:space="preserve"> </w:t>
             </w:r>
             <w:r>
-              <w:t xml:space="preserve">— 72 cases, 8 defects raised including 3 Critical</w:t>
+              <w:t xml:space="preserve">— 75 cases, 8 defects raised including 3 Critical; 4 closed</w:t>
             </w:r>
           </w:p>
         </w:tc>
@@ -13961,10 +13961,6 @@
               <w:jc w:val="left"/>
             </w:pPr>
             <w:r>
-              <w:rPr>
-                <w:b/>
-                <w:bCs/>
-              </w:rPr>
               <w:t xml:space="preserve">Secret management</w:t>
             </w:r>
           </w:p>
@@ -13977,11 +13973,7 @@
               <w:jc w:val="left"/>
             </w:pPr>
             <w:r>
-              <w:rPr>
-                <w:b/>
-                <w:bCs/>
-              </w:rPr>
-              <w:t xml:space="preserve">Environment-only, with no source fallback</w:t>
+              <w:t xml:space="preserve">Environment-only, with no source fallback; pre-commit secret scanning</w:t>
             </w:r>
           </w:p>
         </w:tc>
@@ -13993,17 +13985,17 @@
               <w:jc w:val="center"/>
             </w:pPr>
             <w:r>
-              <w:t xml:space="preserve">✘</w:t>
+              <w:t xml:space="preserve">✔</w:t>
             </w:r>
             <w:r>
               <w:t xml:space="preserve"> </w:t>
             </w:r>
             <w:r>
               <w:rPr>
-                <w:b/>
-                <w:bCs/>
-              </w:rPr>
-              <w:t xml:space="preserve">TD-02</w:t>
+                <w:i/>
+                <w:iCs/>
+              </w:rPr>
+              <w:t xml:space="preserve">(working tree; credentials still in Git history pending rotation — TD-02)</w:t>
             </w:r>
           </w:p>
         </w:tc>
@@ -15543,7 +15535,7 @@
               <w:jc w:val="center"/>
             </w:pPr>
             <w:r>
-              <w:t xml:space="preserve">12</w:t>
+              <w:t xml:space="preserve">14</w:t>
             </w:r>
           </w:p>
         </w:tc>
@@ -15559,7 +15551,7 @@
                 <w:b/>
                 <w:bCs/>
               </w:rPr>
-              <w:t xml:space="preserve">12 pass</w:t>
+              <w:t xml:space="preserve">14 pass</w:t>
             </w:r>
           </w:p>
         </w:tc>
@@ -15723,7 +15715,7 @@
               <w:jc w:val="center"/>
             </w:pPr>
             <w:r>
-              <w:t xml:space="preserve">14</w:t>
+              <w:t xml:space="preserve">15</w:t>
             </w:r>
           </w:p>
         </w:tc>
@@ -15739,7 +15731,7 @@
                 <w:b/>
                 <w:bCs/>
               </w:rPr>
-              <w:t xml:space="preserve">9 pass, 5 fail</w:t>
+              <w:t xml:space="preserve">10 pass, 5 fail</w:t>
             </w:r>
           </w:p>
         </w:tc>
@@ -15899,7 +15891,7 @@
                 <w:b/>
                 <w:bCs/>
               </w:rPr>
-              <w:t xml:space="preserve">72</w:t>
+              <w:t xml:space="preserve">75</w:t>
             </w:r>
           </w:p>
         </w:tc>
@@ -16015,13 +16007,13 @@
           <w:b/>
           <w:bCs/>
         </w:rPr>
-        <w:t xml:space="preserve">Eight defects raised, three closed.</w:t>
-      </w:r>
-      <w:r>
-        <w:t xml:space="preserve"> </w:t>
-      </w:r>
-      <w:r>
-        <w:t xml:space="preserve">The most significant finding is</w:t>
+        <w:t xml:space="preserve">Eight defects raised, four closed and one partially closed.</w:t>
+      </w:r>
+      <w:r>
+        <w:t xml:space="preserve"> </w:t>
+      </w:r>
+      <w:r>
+        <w:t xml:space="preserve">The most significant finding was</w:t>
       </w:r>
       <w:r>
         <w:t xml:space="preserve"> </w:t>
@@ -16034,7 +16026,7 @@
         <w:t xml:space="preserve">D-03</w:t>
       </w:r>
       <w:r>
-        <w:t xml:space="preserve">: two published critical red flags — suspected meningitis and uncontrolled bleeding — are presented to patients but are not bound to any</w:t>
+        <w:t xml:space="preserve">: two published critical red flags — suspected meningitis and uncontrolled bleeding — were presented to patients but were not bound to any</w:t>
       </w:r>
       <w:r>
         <w:t xml:space="preserve"> </w:t>
@@ -16049,7 +16041,7 @@
         <w:t xml:space="preserve"> </w:t>
       </w:r>
       <w:r>
-        <w:t xml:space="preserve">rule, so they contribute only 10 points instead of triggering the short-circuit. It was found by a</w:t>
+        <w:t xml:space="preserve">rule, so they contributed only 10 points instead of triggering the short-circuit. It was found by a</w:t>
       </w:r>
       <w:r>
         <w:t xml:space="preserve"> </w:t>
@@ -16081,6 +16073,109 @@
       </w:r>
       <w:r>
         <w:t xml:space="preserve">rule") rather than by any example-based test, because every example test happened to use a flag that was covered.</w:t>
+      </w:r>
+      <w:r>
+        <w:t xml:space="preserve"> </w:t>
+      </w:r>
+      <w:r>
+        <w:rPr>
+          <w:b/>
+          <w:bCs/>
+        </w:rPr>
+        <w:t xml:space="preserve">It is now closed</w:t>
+      </w:r>
+      <w:r>
+        <w:t xml:space="preserve">, and the assertion that found it was inverted to demand zero uncovered flags and kept in the suite as a permanent barrier.</w:t>
+      </w:r>
+    </w:p>
+    <w:p>
+      <w:pPr>
+        <w:pStyle w:val="BodyText"/>
+      </w:pPr>
+      <w:r>
+        <w:rPr>
+          <w:b/>
+          <w:bCs/>
+        </w:rPr>
+        <w:t xml:space="preserve">D-02 is partially closed, and investigating it widened the finding.</w:t>
+      </w:r>
+      <w:r>
+        <w:t xml:space="preserve"> </w:t>
+      </w:r>
+      <w:r>
+        <w:t xml:space="preserve">Beyond the inference API key already recorded,</w:t>
+      </w:r>
+      <w:r>
+        <w:t xml:space="preserve"> </w:t>
+      </w:r>
+      <w:r>
+        <w:rPr>
+          <w:rStyle w:val="VerbatimChar"/>
+        </w:rPr>
+        <w:t xml:space="preserve">.env</w:t>
+      </w:r>
+      <w:r>
+        <w:t xml:space="preserve"> </w:t>
+      </w:r>
+      <w:r>
+        <w:t xml:space="preserve">— containing the PostgreSQL connection string with its password — was tracked by Git, because</w:t>
+      </w:r>
+      <w:r>
+        <w:t xml:space="preserve"> </w:t>
+      </w:r>
+      <w:r>
+        <w:rPr>
+          <w:rStyle w:val="VerbatimChar"/>
+        </w:rPr>
+        <w:t xml:space="preserve">.gitignore</w:t>
+      </w:r>
+      <w:r>
+        <w:t xml:space="preserve"> </w:t>
+      </w:r>
+      <w:r>
+        <w:t xml:space="preserve">covered only</w:t>
+      </w:r>
+      <w:r>
+        <w:t xml:space="preserve"> </w:t>
+      </w:r>
+      <w:r>
+        <w:rPr>
+          <w:rStyle w:val="VerbatimChar"/>
+        </w:rPr>
+        <w:t xml:space="preserve">.env*.local</w:t>
+      </w:r>
+      <w:r>
+        <w:t xml:space="preserve">. All credential material has been removed from the working tree,</w:t>
+      </w:r>
+      <w:r>
+        <w:t xml:space="preserve"> </w:t>
+      </w:r>
+      <w:r>
+        <w:rPr>
+          <w:rStyle w:val="VerbatimChar"/>
+        </w:rPr>
+        <w:t xml:space="preserve">.env</w:t>
+      </w:r>
+      <w:r>
+        <w:t xml:space="preserve"> </w:t>
+      </w:r>
+      <w:r>
+        <w:t xml:space="preserve">untracked,</w:t>
+      </w:r>
+      <w:r>
+        <w:t xml:space="preserve"> </w:t>
+      </w:r>
+      <w:r>
+        <w:rPr>
+          <w:rStyle w:val="VerbatimChar"/>
+        </w:rPr>
+        <w:t xml:space="preserve">.gitignore</w:t>
+      </w:r>
+      <w:r>
+        <w:t xml:space="preserve"> </w:t>
+      </w:r>
+      <w:r>
+        <w:t xml:space="preserve">corrected, and a secret scanner wired to a pre-commit hook; a full-tree scan is clean. Rotating the two exposed credentials and purging Git history remain outstanding owner actions, and until they are done both credentials must be treated as compromised.</w:t>
       </w:r>
     </w:p>
     <w:p>
@@ -16398,46 +16493,116 @@
               <w:jc w:val="left"/>
             </w:pPr>
             <w:r>
-              <w:t xml:space="preserve">Literal inference API key committed to source as a fallback</w:t>
-            </w:r>
-          </w:p>
-        </w:tc>
-        <w:tc>
-          <w:tcPr/>
-          <w:p>
-            <w:pPr>
-              <w:pStyle w:val="Compact"/>
-              <w:jc w:val="left"/>
-            </w:pPr>
-            <w:r>
-              <w:t xml:space="preserve">Local development convenience; removal step missed under time pressure</w:t>
-            </w:r>
-          </w:p>
-        </w:tc>
-        <w:tc>
-          <w:tcPr/>
-          <w:p>
-            <w:pPr>
-              <w:pStyle w:val="Compact"/>
-              <w:jc w:val="left"/>
-            </w:pPr>
-            <w:r>
-              <w:t xml:space="preserve">Credential exposed in Git history; unauthorised billed usage</w:t>
-            </w:r>
-          </w:p>
-        </w:tc>
-        <w:tc>
-          <w:tcPr/>
-          <w:p>
-            <w:pPr>
-              <w:pStyle w:val="Compact"/>
-              <w:jc w:val="center"/>
-            </w:pPr>
+              <w:t xml:space="preserve">Credentials committed to source: a literal inference API key,</w:t>
+            </w:r>
+            <w:r>
+              <w:t xml:space="preserve"> </w:t>
+            </w:r>
             <w:r>
               <w:rPr>
                 <w:b/>
                 <w:bCs/>
               </w:rPr>
+              <w:t xml:space="preserve">and</w:t>
+            </w:r>
+            <w:r>
+              <w:t xml:space="preserve"> </w:t>
+            </w:r>
+            <w:r>
+              <w:t xml:space="preserve">a tracked</w:t>
+            </w:r>
+            <w:r>
+              <w:t xml:space="preserve"> </w:t>
+            </w:r>
+            <w:r>
+              <w:rPr>
+                <w:rStyle w:val="VerbatimChar"/>
+              </w:rPr>
+              <w:t xml:space="preserve">.env</w:t>
+            </w:r>
+            <w:r>
+              <w:t xml:space="preserve"> </w:t>
+            </w:r>
+            <w:r>
+              <w:t xml:space="preserve">holding the database connection string (</w:t>
+            </w:r>
+            <w:r>
+              <w:rPr>
+                <w:rStyle w:val="VerbatimChar"/>
+              </w:rPr>
+              <w:t xml:space="preserve">.gitignore</w:t>
+            </w:r>
+            <w:r>
+              <w:t xml:space="preserve"> </w:t>
+            </w:r>
+            <w:r>
+              <w:t xml:space="preserve">covered only</w:t>
+            </w:r>
+            <w:r>
+              <w:t xml:space="preserve"> </w:t>
+            </w:r>
+            <w:r>
+              <w:rPr>
+                <w:rStyle w:val="VerbatimChar"/>
+              </w:rPr>
+              <w:t xml:space="preserve">.env*.local</w:t>
+            </w:r>
+            <w:r>
+              <w:t xml:space="preserve">)</w:t>
+            </w:r>
+          </w:p>
+        </w:tc>
+        <w:tc>
+          <w:tcPr/>
+          <w:p>
+            <w:pPr>
+              <w:pStyle w:val="Compact"/>
+              <w:jc w:val="left"/>
+            </w:pPr>
+            <w:r>
+              <w:t xml:space="preserve">Local development convenience;</w:t>
+            </w:r>
+            <w:r>
+              <w:t xml:space="preserve"> </w:t>
+            </w:r>
+            <w:r>
+              <w:rPr>
+                <w:rStyle w:val="VerbatimChar"/>
+              </w:rPr>
+              <w:t xml:space="preserve">.gitignore</w:t>
+            </w:r>
+            <w:r>
+              <w:t xml:space="preserve"> </w:t>
+            </w:r>
+            <w:r>
+              <w:t xml:space="preserve">pattern written from memory rather than verified; removal step missed under time pressure</w:t>
+            </w:r>
+          </w:p>
+        </w:tc>
+        <w:tc>
+          <w:tcPr/>
+          <w:p>
+            <w:pPr>
+              <w:pStyle w:val="Compact"/>
+              <w:jc w:val="left"/>
+            </w:pPr>
+            <w:r>
+              <w:t xml:space="preserve">Both credentials exposed in the history of a public repository. The database connection string is the more severe of the two: it grants direct read/write access to every record, bypassing the application entirely</w:t>
+            </w:r>
+          </w:p>
+        </w:tc>
+        <w:tc>
+          <w:tcPr/>
+          <w:p>
+            <w:pPr>
+              <w:pStyle w:val="Compact"/>
+              <w:jc w:val="center"/>
+            </w:pPr>
+            <w:r>
+              <w:rPr>
+                <w:b/>
+                <w:bCs/>
+              </w:rPr>
               <w:t xml:space="preserve">Critical</w:t>
             </w:r>
           </w:p>
@@ -16450,7 +16615,63 @@
               <w:jc w:val="left"/>
             </w:pPr>
             <w:r>
-              <w:t xml:space="preserve">Revoke and rotate; remove the fallback and fail fast; purge history; add pre-commit secret scanning (3 h)</w:t>
+              <w:rPr>
+                <w:b/>
+                <w:bCs/>
+              </w:rPr>
+              <w:t xml:space="preserve">Code fixed and verified:</w:t>
+            </w:r>
+            <w:r>
+              <w:t xml:space="preserve"> </w:t>
+            </w:r>
+            <w:r>
+              <w:t xml:space="preserve">literals removed,</w:t>
+            </w:r>
+            <w:r>
+              <w:t xml:space="preserve"> </w:t>
+            </w:r>
+            <w:r>
+              <w:rPr>
+                <w:rStyle w:val="VerbatimChar"/>
+              </w:rPr>
+              <w:t xml:space="preserve">.env</w:t>
+            </w:r>
+            <w:r>
+              <w:t xml:space="preserve"> </w:t>
+            </w:r>
+            <w:r>
+              <w:t xml:space="preserve">untracked,</w:t>
+            </w:r>
+            <w:r>
+              <w:t xml:space="preserve"> </w:t>
+            </w:r>
+            <w:r>
+              <w:rPr>
+                <w:rStyle w:val="VerbatimChar"/>
+              </w:rPr>
+              <w:t xml:space="preserve">.gitignore</w:t>
+            </w:r>
+            <w:r>
+              <w:t xml:space="preserve"> </w:t>
+            </w:r>
+            <w:r>
+              <w:t xml:space="preserve">corrected, secret scanner wired to a pre-commit hook, full-tree scan clean.</w:t>
+            </w:r>
+            <w:r>
+              <w:t xml:space="preserve"> </w:t>
+            </w:r>
+            <w:r>
+              <w:rPr>
+                <w:b/>
+                <w:bCs/>
+              </w:rPr>
+              <w:t xml:space="preserve">Outstanding owner action:</w:t>
+            </w:r>
+            <w:r>
+              <w:t xml:space="preserve"> </w:t>
+            </w:r>
+            <w:r>
+              <w:t xml:space="preserve">rotate both credentials and purge Git history (3 h total, ~1 h remaining)</w:t>
             </w:r>
           </w:p>
         </w:tc>
@@ -17768,28 +17989,19 @@
                 <w:b/>
                 <w:bCs/>
               </w:rPr>
-              <w:t xml:space="preserve">Verified build</w:t>
-            </w:r>
-          </w:p>
-        </w:tc>
-        <w:tc>
-          <w:tcPr/>
-          <w:p>
-            <w:pPr>
-              <w:pStyle w:val="Compact"/>
-              <w:jc w:val="left"/>
-            </w:pPr>
-            <w:r>
-              <w:t xml:space="preserve">Commit</w:t>
-            </w:r>
-            <w:r>
-              <w:t xml:space="preserve"> </w:t>
-            </w:r>
-            <w:r>
-              <w:rPr>
-                <w:rStyle w:val="VerbatimChar"/>
-              </w:rPr>
-              <w:t xml:space="preserve">000c32e</w:t>
+              <w:t xml:space="preserve">Verified live</w:t>
+            </w:r>
+          </w:p>
+        </w:tc>
+        <w:tc>
+          <w:tcPr/>
+          <w:p>
+            <w:pPr>
+              <w:pStyle w:val="Compact"/>
+              <w:jc w:val="left"/>
+            </w:pPr>
+            <w:r>
+              <w:t xml:space="preserve">12 August 2026 — all routes, API endpoints and seeded credentials confirmed working</w:t>
             </w:r>
           </w:p>
         </w:tc>
@@ -21022,16 +21234,25 @@
             </w:pPr>
             <w:r>
               <w:rPr>
+                <w:strike/>
+              </w:rPr>
+              <w:t xml:space="preserve">Two published red flags do not escalate.</w:t>
+            </w:r>
+            <w:r>
+              <w:t xml:space="preserve"> </w:t>
+            </w:r>
+            <w:r>
+              <w:rPr>
                 <w:b/>
                 <w:bCs/>
               </w:rPr>
-              <w:t xml:space="preserve">Two published red flags do not escalate.</w:t>
+              <w:t xml:space="preserve">Closed.</w:t>
             </w:r>
             <w:r>
               <w:t xml:space="preserve"> </w:t>
             </w:r>
             <w:r>
-              <w:t xml:space="preserve">Suspected meningitis and uncontrolled bleeding are offered to patients as red flags but are not bound to any</w:t>
+              <w:t xml:space="preserve">Suspected meningitis and uncontrolled bleeding were offered to patients as red flags but were not bound to any</w:t>
             </w:r>
             <w:r>
               <w:t xml:space="preserve"> </w:t>
@@ -21048,17 +21269,47 @@
             <w:r>
               <w:t xml:space="preserve">rule (defect D-03).</w:t>
             </w:r>
-          </w:p>
-        </w:tc>
-        <w:tc>
-          <w:tcPr/>
-          <w:p>
-            <w:pPr>
-              <w:pStyle w:val="Compact"/>
-              <w:jc w:val="left"/>
-            </w:pPr>
-            <w:r>
-              <w:t xml:space="preserve">A patient ticking either receives a score contribution of 10 rather than an emergency redirect.</w:t>
+            <w:r>
+              <w:t xml:space="preserve"> </w:t>
+            </w:r>
+            <w:r>
+              <w:rPr>
+                <w:rStyle w:val="VerbatimChar"/>
+              </w:rPr>
+              <w:t xml:space="preserve">RULE-007</w:t>
+            </w:r>
+            <w:r>
+              <w:t xml:space="preserve"> </w:t>
+            </w:r>
+            <w:r>
+              <w:t xml:space="preserve">and</w:t>
+            </w:r>
+            <w:r>
+              <w:t xml:space="preserve"> </w:t>
+            </w:r>
+            <w:r>
+              <w:rPr>
+                <w:rStyle w:val="VerbatimChar"/>
+              </w:rPr>
+              <w:t xml:space="preserve">RULE-008</w:t>
+            </w:r>
+            <w:r>
+              <w:t xml:space="preserve"> </w:t>
+            </w:r>
+            <w:r>
+              <w:t xml:space="preserve">now bind them, and TC-UNIT-03 permanently asserts that every published flag is bound.</w:t>
+            </w:r>
+          </w:p>
+        </w:tc>
+        <w:tc>
+          <w:tcPr/>
+          <w:p>
+            <w:pPr>
+              <w:pStyle w:val="Compact"/>
+              <w:jc w:val="left"/>
+            </w:pPr>
+            <w:r>
+              <w:t xml:space="preserve">Resolved. Retained here because the underlying condition — that rule content ships compiled into the application and cannot be corrected by a clinician (TD-04) — still holds.</w:t>
             </w:r>
           </w:p>
         </w:tc>
@@ -21343,19 +21594,25 @@
                 <w:b/>
                 <w:bCs/>
               </w:rPr>
-              <w:t xml:space="preserve">A credential is present in the repository history.</w:t>
-            </w:r>
-          </w:p>
-        </w:tc>
-        <w:tc>
-          <w:tcPr/>
-          <w:p>
-            <w:pPr>
-              <w:pStyle w:val="Compact"/>
-              <w:jc w:val="left"/>
-            </w:pPr>
-            <w:r>
-              <w:t xml:space="preserve">Requires rotation, not merely deletion.</w:t>
+              <w:t xml:space="preserve">Two credentials remain in the repository history</w:t>
+            </w:r>
+            <w:r>
+              <w:t xml:space="preserve"> </w:t>
+            </w:r>
+            <w:r>
+              <w:t xml:space="preserve">— the inference API key and the database connection string. Both have been removed from the working tree and a pre-commit scanner now blocks recurrence, but history retains them.</w:t>
+            </w:r>
+          </w:p>
+        </w:tc>
+        <w:tc>
+          <w:tcPr/>
+          <w:p>
+            <w:pPr>
+              <w:pStyle w:val="Compact"/>
+              <w:jc w:val="left"/>
+            </w:pPr>
+            <w:r>
+              <w:t xml:space="preserve">Requires credential rotation and a history purge, not merely deletion. Until rotation is performed, both must be treated as compromised.</w:t>
             </w:r>
           </w:p>
         </w:tc>
